--- a/RDF_User_Guide.docx
+++ b/RDF_User_Guide.docx
@@ -2318,6 +2318,32 @@
           <w:szCs w:val="16"/>
         </w:rPr>
         <w:t xml:space="preserve">9GRadio — RDF User Guide</w:t>
+      </w:r>
+    </w:p>
+    <w:p>
+      <w:pPr>
+        <w:spacing w:before="80"/>
+      </w:pPr>
+      <w:r>
+        <w:rPr>
+          <w:color w:val="666666"/>
+          <w:sz w:val="16"/>
+          <w:szCs w:val="16"/>
+        </w:rPr>
+        <w:t xml:space="preserve">App version: 9GRadio v1.60</w:t>
+      </w:r>
+    </w:p>
+    <w:p>
+      <w:pPr>
+        <w:spacing w:before="40"/>
+      </w:pPr>
+      <w:r>
+        <w:rPr>
+          <w:color w:val="666666"/>
+          <w:sz w:val="16"/>
+          <w:szCs w:val="16"/>
+        </w:rPr>
+        <w:t xml:space="preserve">© RNK 9G5AR RadioSport</w:t>
       </w:r>
     </w:p>
     <w:sectPr>
